--- a/example_articles/states/Arkansas/1.states_Arkansas_New_York_Times.docx
+++ b/example_articles/states/Arkansas/1.states_Arkansas_New_York_Times.docx
@@ -29,17 +29,17 @@
     </w:p>
     <w:p>
       <w:r>
-        <w:t>Source File: NYT/24.DOCX</w:t>
+        <w:t>Source file: NYT/24.DOCX</w:t>
       </w:r>
     </w:p>
     <w:p>
       <w:r>
-        <w:t>Raw locations result: ['Arkansas']</w:t>
+        <w:t>Raw locations result, 'locations': ['Arkansas']</w:t>
       </w:r>
     </w:p>
     <w:p>
       <w:r>
-        <w:t>states_stand_flat (Standardized): Arkansas</w:t>
+        <w:t>Standardized locations result, 'states_stand_flat': Arkansas</w:t>
       </w:r>
     </w:p>
     <w:p>

--- a/example_articles/states/Arkansas/1.states_Arkansas_New_York_Times.docx
+++ b/example_articles/states/Arkansas/1.states_Arkansas_New_York_Times.docx
@@ -7,9 +7,7 @@
         <w:pStyle w:val="Heading1"/>
       </w:pPr>
       <w:r>
-        <w:t>Review/Film;</w:t>
-        <w:br/>
-        <w:t>A Tale of 2 Sisters and Their Quirks</w:t>
+        <w:t>Clues Sought in Bombing That Left Doctor Injured</w:t>
       </w:r>
     </w:p>
     <w:p>
@@ -19,17 +17,17 @@
     </w:p>
     <w:p>
       <w:r>
-        <w:t>Date: 1993-09-24</w:t>
+        <w:t>Date: 2009-02-06</w:t>
       </w:r>
     </w:p>
     <w:p>
       <w:r>
-        <w:t>Section: Section C;; Section C; Page 25; Column 1; Weekend Desk; Column 1;; Review</w:t>
+        <w:t>Section: Section A; Column 0; National Desk; Pg. 13</w:t>
       </w:r>
     </w:p>
     <w:p>
       <w:r>
-        <w:t>Source file: NYT/24.DOCX</w:t>
+        <w:t>Source file: NYT/30.DOCX</w:t>
       </w:r>
     </w:p>
     <w:p>
@@ -51,49 +49,38 @@
     </w:p>
     <w:p>
       <w:r>
-        <w:t>In "Me and Veronica," a tempestuous little drama set in a dingy area of the New Jersey shoreline, Elizabeth McGovern and Patricia Wettig play sisters whose lives are approaching dead ends. Fanny (Ms. McGovern), the "good" sister, is a divorced parttime waitress with artistic leanings who lives in a bungalow in one of those desolate seaside towns of packed-together houses that look like they could be washed away at any moment.</w:t>
+        <w:t xml:space="preserve">Police detectives sometimes attend meetings of the Arkansas Medical Board to provide evidence against doctors accused of substance abuse or other professional code violations. </w:t>
         <w:br/>
-        <w:t>One day her "bad" sister, Veronica (Ms. Wettig), from whom she has been estranged for five years, comes to visit. Veronica informs Fanny that she is about to go to jail for welfare fraud. An unmarried mother of two, she was caught collecting checks from two states at once and has to serve time on Rikers Island.</w:t>
+        <w:t xml:space="preserve">  But on Thursday detectives were there to interview the board's 12 members at a meeting that would have been presided over by its chairman, Trent P. Pierce, had Dr. Pierce, a family practitioner, not been lying in a distant hospital, critically wounded by a bomb that had exploded a day earlier outside his home in an affluent neighborhood of West Memphis. </w:t>
         <w:br/>
-        <w:t>Fanny and Veronica share a desperately buoyant night on the town, getting drunk in fishermen's bars and playing a dangerous game called Jersey Chicken, in which they grab the girders of a lifting drawbridge and jump into the inky water. Although they share an edgy affection, there has been bad blood between them ever since Fanny caught Veronica in bed with her husband.</w:t>
+        <w:t xml:space="preserve">  The bomb, planted near the front of Dr. Pierce's Lexus sport utility vehicle, detonated  Wednesday morning as he prepared to leave home for a medical board meeting in Little Rock, said Police Chief Robert Paudert of West Memphis, a working-class city of 28,000 in the Arkansas Delta. The blast buried shrapnel-like debris in the doctor's abdomen and face, destroying one eye and damaging the other, and leaving him unconscious in a flower bed six feet from the door of his S.U.V. </w:t>
         <w:br/>
-        <w:t>After Veronica goes to jail, Fanny, posing as a state investigator, rescues her sister's children from the northern New Jersey trailer park where Veronica left them with Michael (Michael O'Keefe), the latest in a string of lovers. While visiting Veronica in jail, Fanny also begins to realize that her sister is not just down and out but mentally ill and possibly suicidal. From here the story takes an inevitably grim turn in which Fanny is left to pick up the pieces.</w:t>
+        <w:t xml:space="preserve">  Investigators do not know if the bomb was set off by remote control or by motion, Chief Paudert said.</w:t>
         <w:br/>
-        <w:t>"Me and Veronica" was written by Leslie Lyles, a playwright whose work has been performed at Ensemble Studio Theater, and directed by Don Scardino, the artistic director of Playwrights Horizons. With its ambling, talky dialogue, the movie has the feel of a filmed play. And the contrast between the film's authentic setting and its stagy working-class dialogue lends it a slightly artificial flavor, although the movie has a real integrity.</w:t>
+        <w:t xml:space="preserve">  At a news conference in West Memphis on Thursday evening, Stuart Lowery, assistant special agent in charge of the case for the Bureau of Alcohol, Tobacco, Firearms and Explosives, would not comment on local news reports that a spare tire might have been placed in front of the car and that Dr. Pierce triggered the bomb when he went to move the tire. ''I don't want to discuss the components or the complexity of the device,'' Agent Lowery said. </w:t>
         <w:br/>
-        <w:t>The film's strengths lie in its superior acting and its moody ambiance, in which the same light that grays the actors' weatherbeaten faces seems to tint the New Jersey sky with oil-slick grittiness. Alternately nostalgic and combative, Ms. McGovern and Ms. Wettig convey the sisters' complicated and ambivalent bond with a piercing depth.</w:t>
+        <w:t xml:space="preserve">  He and Chief Paudert appealed to the public to come forward if they had seen any suspicious activity near the Paudert home between Tuesday evening and Wednesday morning.</w:t>
         <w:br/>
-        <w:t>While Ms. McGovern's innate gentility occasionally cuts against her role as an eccentric working-class woman who devotes her spare time to designing multicolored bed linens, Ms. Wettig's Veronica is devastatingly on target.</w:t>
+        <w:t xml:space="preserve">  Dr. Pierce, 54, a member of the medical board since January 1997, and its leader since 2007, remained in ''critical but stable condition'' on Thursday at Regional Medical Center in Memphis, said William Trice, a lawyer and the board's chief executive. </w:t>
         <w:br/>
-        <w:t>From the moment Veronica shows up on Fanny's doorstep provocatively attired in a skin-tight mini-dress, spike heels, a jean jacket and big hoop earrings, it is clear there is something slightly off about her. She is a feisty woman on the verge of middle age who wields a great deal of personal power but who suffers from a lack of self-esteem so acute that she is incapable of taking responsibility for herself or anybody else. Ms. Wettig's performance burns with such a scary intensity that once her character takes a suicidal swan dive from the railing of a ferry, the film is left feeling slightly empty.</w:t>
+        <w:t xml:space="preserve">  Dr. Joseph M. Beck of Little Rock, an oncologist and the board's vice chairman, said, ''The left eye is gone, but we're hoping the right can be restored.'' Dr. Beck said he had spoken with Dr. Pierce's wife, Melissa, who said he was conscious and responsive on Thursday afternoon after undergoing surgeries that began shortly after the explosion. </w:t>
         <w:br/>
-        <w:t>"Me and Veronica" is rated R (Under 17 requires accompanying parent or adult guardian). It has strong language and sexual situations.</w:t>
+        <w:t xml:space="preserve">  Dr. Pierce's 12 colleagues on the board and its 38 employees here were interviewed by federal and state investigators looking for a motive for the attack on the doctor, who had a practice with his wife, a nurse practitioner, and whose private and professional lives appeared unblemished. </w:t>
         <w:br/>
-        <w:t xml:space="preserve"> </w:t>
+        <w:t xml:space="preserve">  ''He's the nicest guy in the world, a total gentleman, totally moral, and has a passion for doing the right thing,'' said Dr. John B. Weiss, 64, of Fayetteville, Ark., a cardiovascular surgeon who is on the board.</w:t>
         <w:br/>
-        <w:t>Me and Veronica</w:t>
+        <w:t xml:space="preserve">  The medical board oversees more than 12,000 clinicians, most of them doctors and therapists, whose medical licenses it issues, and can suspend or revoke. Records indicate board members have revoked or suspended 30 licenses since January 2007. </w:t>
         <w:br/>
-        <w:t xml:space="preserve"> </w:t>
+        <w:t xml:space="preserve">  Dr. Beck said that in a licensure case, the chairman voted only in the case of a tie, and that he could not recall if Dr. Pierce's vote was needed since he was elected chairman. </w:t>
         <w:br/>
-        <w:t>Directed by Don Scardino; written by Leslie Lyles; director of photography, Michael Barrow; edited by Jeffrey Wolf; production designer, John Arnone; produced by Mark Linn-Baker, Max Mayer, Nellie Nugiel and Leslie Urdang; released by Arrow. Running time: 97 minutes. This film is rated R.</w:t>
+        <w:t xml:space="preserve">  Still, Dr. Beck said, ''everyone is worried'' that a licensing decision by the board could be at the root of the attack outside Dr. Pierce's home. ''When you are dealing with their livelihood, their practice, emotions can run high,'' Dr. Beck said. ''But I can't recall anyone so upset that they were ranting and raving.''</w:t>
         <w:br/>
-        <w:t xml:space="preserve"> </w:t>
+        <w:t xml:space="preserve">  Dr. Beck said the board had given investigators documents on recent disciplinary actions, and had advised its members and staff to ''be cautious, be aware.''</w:t>
         <w:br/>
-        <w:t>Fanny . . . Elizabeth McGovern</w:t>
-        <w:br/>
-        <w:t>Veronica . . . Patricia Wettig</w:t>
-        <w:br/>
-        <w:t>Michael . . . Michael O'Keefe</w:t>
-        <w:br/>
-        <w:t>Frankie . . . John Heard</w:t>
+        <w:t xml:space="preserve">  By early afternoon, the panel was able to turn its attention to its published agenda: progress reports on the recovery of impaired physicians, complaints of improper or imperfectly performed clinical procedures and billing disputes.</w:t>
         <w:br/>
         <w:br/>
-        <w:t>Graphic</w:t>
-        <w:br/>
-        <w:br/>
-        <w:t xml:space="preserve"> </w:t>
-        <w:br/>
-        <w:t>Photo: Patricia Wettig and Elizabeth McGovern in "Me and Veronica." (Arrow Entertainment)</w:t>
+        <w:t>http://www.nytimes.com</w:t>
       </w:r>
     </w:p>
     <w:sectPr>

--- a/example_articles/states/Arkansas/1.states_Arkansas_New_York_Times.docx
+++ b/example_articles/states/Arkansas/1.states_Arkansas_New_York_Times.docx
@@ -7,7 +7,9 @@
         <w:pStyle w:val="Heading1"/>
       </w:pPr>
       <w:r>
-        <w:t>Clues Sought in Bombing That Left Doctor Injured</w:t>
+        <w:t>THE 1992 CAMPAIGN: Strategy;</w:t>
+        <w:br/>
+        <w:t>Discipline, Message and Good Luck: How Clinton's Campaign Came Back</w:t>
       </w:r>
     </w:p>
     <w:p>
@@ -17,17 +19,17 @@
     </w:p>
     <w:p>
       <w:r>
-        <w:t>Date: 2009-02-06</w:t>
+        <w:t>Date: 1992-09-05</w:t>
       </w:r>
     </w:p>
     <w:p>
       <w:r>
-        <w:t>Section: Section A; Column 0; National Desk; Pg. 13</w:t>
+        <w:t>Section: Section 1;; Section 1; Page 7; Column 1; National Desk; Column 1;</w:t>
       </w:r>
     </w:p>
     <w:p>
       <w:r>
-        <w:t>Source file: NYT/30.DOCX</w:t>
+        <w:t>Source file: NYT/49.DOCX</w:t>
       </w:r>
     </w:p>
     <w:p>
@@ -49,38 +51,101 @@
     </w:p>
     <w:p>
       <w:r>
-        <w:t xml:space="preserve">Police detectives sometimes attend meetings of the Arkansas Medical Board to provide evidence against doctors accused of substance abuse or other professional code violations. </w:t>
+        <w:t>In the last three months, Gov. Bill Clinton has transformed the Presidential campaign from a referendum on his character into one on George Bush's Presidency by sticking to a disciplined plan, and the tactic has salvaged the Democrats' hopes of regaining the White House.</w:t>
         <w:br/>
-        <w:t xml:space="preserve">  But on Thursday detectives were there to interview the board's 12 members at a meeting that would have been presided over by its chairman, Trent P. Pierce, had Dr. Pierce, a family practitioner, not been lying in a distant hospital, critically wounded by a bomb that had exploded a day earlier outside his home in an affluent neighborhood of West Memphis. </w:t>
+        <w:t>The process of burnishing Mr. Clinton's tarnished image began shortly after the June 2 California primary. Top advisers, including James Carville, Mandy Grunwald, Stan Greenberg and George Stephanopoulos, formed a working group to plan their candidate's rehabilitation.</w:t>
         <w:br/>
-        <w:t xml:space="preserve">  The bomb, planted near the front of Dr. Pierce's Lexus sport utility vehicle, detonated  Wednesday morning as he prepared to leave home for a medical board meeting in Little Rock, said Police Chief Robert Paudert of West Memphis, a working-class city of 28,000 in the Arkansas Delta. The blast buried shrapnel-like debris in the doctor's abdomen and face, destroying one eye and damaging the other, and leaving him unconscious in a flower bed six feet from the door of his S.U.V. </w:t>
+        <w:t>They developed a carefully honed message and organized a campaign of taut, centralized discipline. But beyond that, the process has relied on some major strokes of good luck as well.</w:t>
         <w:br/>
-        <w:t xml:space="preserve">  Investigators do not know if the bomb was set off by remote control or by motion, Chief Paudert said.</w:t>
+        <w:t>"If anybody tells you they knew what was going to happen, they're lying," Mr. Greenberg said.</w:t>
         <w:br/>
-        <w:t xml:space="preserve">  At a news conference in West Memphis on Thursday evening, Stuart Lowery, assistant special agent in charge of the case for the Bureau of Alcohol, Tobacco, Firearms and Explosives, would not comment on local news reports that a spare tire might have been placed in front of the car and that Dr. Pierce triggered the bomb when he went to move the tire. ''I don't want to discuss the components or the complexity of the device,'' Agent Lowery said. </w:t>
+        <w:t xml:space="preserve"> </w:t>
         <w:br/>
-        <w:t xml:space="preserve">  He and Chief Paudert appealed to the public to come forward if they had seen any suspicious activity near the Paudert home between Tuesday evening and Wednesday morning.</w:t>
+        <w:t>The Economy and Perot</w:t>
         <w:br/>
-        <w:t xml:space="preserve">  Dr. Pierce, 54, a member of the medical board since January 1997, and its leader since 2007, remained in ''critical but stable condition'' on Thursday at Regional Medical Center in Memphis, said William Trice, a lawyer and the board's chief executive. </w:t>
+        <w:t xml:space="preserve"> Indeed, nobody could say for sure in the early spring that the nation's economy would remain sour into the fall. And the Clinton strategists could scarcely have known that President Bush would fail to address it in a convincing way at the Republican National Convention.</w:t>
         <w:br/>
-        <w:t xml:space="preserve">  Dr. Joseph M. Beck of Little Rock, an oncologist and the board's vice chairman, said, ''The left eye is gone, but we're hoping the right can be restored.'' Dr. Beck said he had spoken with Dr. Pierce's wife, Melissa, who said he was conscious and responsive on Thursday afternoon after undergoing surgeries that began shortly after the explosion. </w:t>
+        <w:t>Moreover, the independent candidacy of Ross Perot proved valuable. It was a distraction for the press and voters at the time Mr. Clinton was regrouping, and when the Perot campaign collapsed it was a source of support, with its backers turning to Mr. Clinton as the only remaining alternative to the incumbent.</w:t>
         <w:br/>
-        <w:t xml:space="preserve">  Dr. Pierce's 12 colleagues on the board and its 38 employees here were interviewed by federal and state investigators looking for a motive for the attack on the doctor, who had a practice with his wife, a nurse practitioner, and whose private and professional lives appeared unblemished. </w:t>
+        <w:t>Still, it has not all been luck. Mr. Clinton and his top advisers have missed few chances to take advantage of circumstances and events.</w:t>
         <w:br/>
-        <w:t xml:space="preserve">  ''He's the nicest guy in the world, a total gentleman, totally moral, and has a passion for doing the right thing,'' said Dr. John B. Weiss, 64, of Fayetteville, Ark., a cardiovascular surgeon who is on the board.</w:t>
+        <w:t>Crucial to the resurrection of the Clinton candidacy was Mr. Greenberg's discovery, through voter surveys, that there were many people who knew little of substance about Mr. Clinton but were receptive to learning more.</w:t>
         <w:br/>
-        <w:t xml:space="preserve">  The medical board oversees more than 12,000 clinicians, most of them doctors and therapists, whose medical licenses it issues, and can suspend or revoke. Records indicate board members have revoked or suspended 30 licenses since January 2007. </w:t>
+        <w:t xml:space="preserve"> </w:t>
         <w:br/>
-        <w:t xml:space="preserve">  Dr. Beck said that in a licensure case, the chairman voted only in the case of a tie, and that he could not recall if Dr. Pierce's vote was needed since he was elected chairman. </w:t>
+        <w:t>Showing His Favorable Side</w:t>
         <w:br/>
-        <w:t xml:space="preserve">  Still, Dr. Beck said, ''everyone is worried'' that a licensing decision by the board could be at the root of the attack outside Dr. Pierce's home. ''When you are dealing with their livelihood, their practice, emotions can run high,'' Dr. Beck said. ''But I can't recall anyone so upset that they were ranting and raving.''</w:t>
+        <w:t xml:space="preserve"> He also discovered that voters' minds could be changed about the Arkansas Governor once they were presented with favorable information about his family background, his wife and their daughter.</w:t>
         <w:br/>
-        <w:t xml:space="preserve">  Dr. Beck said the board had given investigators documents on recent disciplinary actions, and had advised its members and staff to ''be cautious, be aware.''</w:t>
+        <w:t>Setting aside the personal issues that had come to define the campaign and might yet derail it -- Mr. Clinton's draft record, his belated admission that he had smoked, but not inhaled, marijuana and accusations of marital infidelity -- the strategists determined to use late-night television shows, televised "town meetings" and pop culture magazines to reach voters directly. This way, they could pierce the veil of conventional, and more critical, news reporting.</w:t>
         <w:br/>
-        <w:t xml:space="preserve">  By early afternoon, the panel was able to turn its attention to its published agenda: progress reports on the recovery of impaired physicians, complaints of improper or imperfectly performed clinical procedures and billing disputes.</w:t>
+        <w:t>The results are best shown in the poll-takers' measurements. In June, when Mr. Perot was still in the race and after Mr. Clinton had clinched the Democratic nomination, more than twice as many voters responding to a New York Times/CBS News survey viewed him unfavorably, 40 percent, as did favorably, 16 percent.</w:t>
         <w:br/>
+        <w:t>By last week, the Times/CBS poll showed that 36 percent viewed Mr. Clinton favorably, while 28 percent had unfavorable impressions.</w:t>
         <w:br/>
-        <w:t>http://www.nytimes.com</w:t>
+        <w:t>In the six weeks between the California primary and the Democratic National Convention, Mr. Clinton appeared on Arsenio Hall, MTV, morning talk shows and the cover of People Magazine.</w:t>
+        <w:br/>
+        <w:t xml:space="preserve"> </w:t>
+        <w:br/>
+        <w:t>Image of a Family Man</w:t>
+        <w:br/>
+        <w:t xml:space="preserve"> His strategists were so determined to play up the image of Mr. Clinton as a family man that it rejected People's plan to feature only Mrs. Clinton on the cover. Instead, shoppers at checkout stands across the country saw the whole Clinton family pictured.</w:t>
+        <w:br/>
+        <w:t>Talk show hosts and their viewers learned about the house Mr. Clinton lived in -- briefly, it turns out -- that lacked indoor plumbing, and the jobs he held to put himself through school. They learned he was born to a single mother and battled an abusive and alcoholic stepfather.</w:t>
+        <w:br/>
+        <w:t>"Some of it was smart," Mr. Greenberg said of the series of events that led to the Clinton comeback. "Some of it was accident."</w:t>
+        <w:br/>
+        <w:t>One accident was that Mr. Clinton introduced his economic plan in a period when voters were being alienated by the static of the feud between Mr. Bush and Mr. Perot.</w:t>
+        <w:br/>
+        <w:t>"They learned in vague ways that he had an economic plan," Mr. Greenberg said, "but the most important thing they learned was that he worked for what he got in life. The same set of facts look very different if it's a working-class kid instead of a rich kid."</w:t>
+        <w:br/>
+        <w:t xml:space="preserve"> </w:t>
+        <w:br/>
+        <w:t>'A Strategic Dictator'</w:t>
+        <w:br/>
+        <w:t xml:space="preserve"> The plan to begin a grass-roots media assault was, by most accounts, the brainchild of Ms. Grunwald. Mr. Greenberg used his surveys to expose the soft spots in the psyche of the electorate. And Mr. Carville took over the strategic end of the campaign, emphasizing discipline above all else.</w:t>
+        <w:br/>
+        <w:t>"It's not like we're flying blind anymore," one Clinton strategist said. "Campaigns demand benevolent dictatorships, and this one has it. James has become a strategic dictator."</w:t>
+        <w:br/>
+        <w:t>The campaign moved to a new headquarters here in Little Rock, where top officials work 18-hour days, eat hearty lunches at a restaurant named "Your Mama's" that specializes in mashed potatoes and meatloaf, and plot a hungry strategy.</w:t>
+        <w:br/>
+        <w:t>Unlike typical Presidential campaigns, the Clinton effort is run entirely from the headquarters, not from a peripatetic campaign plane. What the candidate does on the plane and on the bus, from scheduling to message, is driven by decisions made at the 7 A.M. meetings here led by Mr. Carville.</w:t>
+        <w:br/>
+        <w:t xml:space="preserve"> </w:t>
+        <w:br/>
+        <w:t>Changing Personalities</w:t>
+        <w:br/>
+        <w:t xml:space="preserve"> As the strategic plan hardened, personalities rose and fell. Mickey Kantor, the campaign chairman, returned to the strategic periphery, planning for debates and acting as liaison to party leaders. David Wilhelm's role evolved into that of a political director who runs the state operations. And Susan Thomases, the New York lawyer who is close to the Clintons, took over scheduling, a pivotal position that touches many areas of the campaign. Overseeing the communications, polling and media strategy was Mr. Stephanopoulos.</w:t>
+        <w:br/>
+        <w:t>Once this structure was in place the campaign was poised to take advantage of circumstance. The best day of the campaign was July 16, when Mr. Perot dropped out of the race on the last day of the Democratic convention.</w:t>
+        <w:br/>
+        <w:t>Another potent lift materialized when Mr. Clinton selected Senator Al Gore of Tennessee as his running mate. Strategists naturally planned for Mr. Gore to help the ticket, but not to the degree that polls now show he did.</w:t>
+        <w:br/>
+        <w:t>"Gore was reinforcing," Mr. Greenberg said of the addition of the Senator and his family. "If you assume that the primary process did not allow Bill Clinton to be known, the Vice-Presidential process, rather than to balance him, needed to reinforce him."</w:t>
+        <w:br/>
+        <w:t xml:space="preserve"> </w:t>
+        <w:br/>
+        <w:t>Joint Appearances</w:t>
+        <w:br/>
+        <w:t xml:space="preserve"> Campaign officials suggest this was a happy accident, one they were quick to exploit with bus tours and joint appearances at every opportunity.</w:t>
+        <w:br/>
+        <w:t>"If we do only a competent job of keeping the campaign focused on the economy, we're prepared to let the chips fall where they may," said another top adviser, Eli Segal. "As long as we keep the debate on the issues, George Bush has nothing to say."</w:t>
+        <w:br/>
+        <w:t>The Democratic nominee has now rebuilt his campaign from the bottom up, from the nuts and bolts of installing an efficient phone system at the headquarters here to the creation of a strategic hierarchy that has spent the week making a series of aggressive attacks on Mr. Bush.</w:t>
+        <w:br/>
+        <w:t>From Michael S. Dukakis's campaign in 1988 the leaders have learned the value of speedy response. And from last winter's bouts with "character" questions they have learned the value of pre-emptive strikes.</w:t>
+        <w:br/>
+        <w:t xml:space="preserve"> </w:t>
+        <w:br/>
+        <w:t>Running a Close Race</w:t>
+        <w:br/>
+        <w:t xml:space="preserve"> Mr. Clinton's strategists have concluded from the experience of 1988 that this year's race will be won narrowly if it is to be won at all.</w:t>
+        <w:br/>
+        <w:t>"Two months ago, whenever I made a speech to fund-raising group, I would say, 'We can win, so stick with us,' " said Mr. Segal, the Boston businessman and veteran Democratic party worker who is the campaign's chief of staff. "Now I say, 'We can lose, so stick with us.' "</w:t>
+        <w:br/>
+        <w:t>For Clinton partisans, the difference is that they now believe they can fight for the Presidency on their own terms. They are not yet cocky, but nearly so.</w:t>
+        <w:br/>
+        <w:t>"For the last couple of months we were running against ourselves," Mr.  Greenberg said recently. "We're running against George Bush now. It's a different campaign now."</w:t>
       </w:r>
     </w:p>
     <w:sectPr>
